--- a/DZ-9_отчёт_для_сдачи.docx
+++ b/DZ-9_отчёт_для_сдачи.docx
@@ -49,6 +49,17 @@
         <w:rPr>
           <w:b/>
         </w:rPr>
+        <w:t xml:space="preserve">GitHub: </w:t>
+      </w:r>
+      <w:r>
+        <w:t>https://github.com/treshkash323-alt/designstudio-crm</w:t>
+      </w:r>
+    </w:p>
+    <w:p>
+      <w:r>
+        <w:rPr>
+          <w:b/>
+        </w:rPr>
         <w:t xml:space="preserve">Папка: </w:t>
       </w:r>
       <w:r>
@@ -74,7 +85,7 @@
         <w:t xml:space="preserve">Дата: </w:t>
       </w:r>
       <w:r>
-        <w:t>08.06.2026</w:t>
+        <w:t>08.06.2026 · готово к сдаче</w:t>
       </w:r>
     </w:p>
     <w:p/>
@@ -124,6 +135,14 @@
       </w:pPr>
       <w:r>
         <w:t>Проверка: 2 vs 5 лидов — разграничение работает.</w:t>
+      </w:r>
+    </w:p>
+    <w:p>
+      <w:pPr>
+        <w:pStyle w:val="ListNumber"/>
+      </w:pPr>
+      <w:r>
+        <w:t>Код и документация на GitHub без секретов.</w:t>
       </w:r>
     </w:p>
     <w:p>
@@ -258,7 +277,192 @@
         <w:pStyle w:val="Heading1"/>
       </w:pPr>
       <w:r>
-        <w:t>4. Скриншоты (вставить в документ)</w:t>
+        <w:t>4. Безопасность</w:t>
+      </w:r>
+    </w:p>
+    <w:tbl>
+      <w:tblPr>
+        <w:tblStyle w:val="TableGrid"/>
+        <w:tblW w:type="auto" w:w="0"/>
+        <w:tblLook w:firstColumn="1" w:firstRow="1" w:lastColumn="0" w:lastRow="0" w:noHBand="0" w:noVBand="1" w:val="04A0"/>
+      </w:tblPr>
+      <w:tblGrid>
+        <w:gridCol w:w="4844"/>
+        <w:gridCol w:w="4844"/>
+      </w:tblGrid>
+      <w:tr>
+        <w:tc>
+          <w:tcPr>
+            <w:tcW w:type="dxa" w:w="4844"/>
+          </w:tcPr>
+          <w:p>
+            <w:r>
+              <w:rPr>
+                <w:b/>
+              </w:rPr>
+              <w:t>Проверка</w:t>
+            </w:r>
+          </w:p>
+        </w:tc>
+        <w:tc>
+          <w:tcPr>
+            <w:tcW w:type="dxa" w:w="4844"/>
+          </w:tcPr>
+          <w:p>
+            <w:r>
+              <w:rPr>
+                <w:b/>
+              </w:rPr>
+              <w:t>Результат</w:t>
+            </w:r>
+          </w:p>
+        </w:tc>
+      </w:tr>
+      <w:tr>
+        <w:tc>
+          <w:tcPr>
+            <w:tcW w:type="dxa" w:w="4844"/>
+          </w:tcPr>
+          <w:p>
+            <w:r>
+              <w:t>.env.local в git</w:t>
+            </w:r>
+          </w:p>
+        </w:tc>
+        <w:tc>
+          <w:tcPr>
+            <w:tcW w:type="dxa" w:w="4844"/>
+          </w:tcPr>
+          <w:p>
+            <w:r>
+              <w:t>Нет — только .env.local.example</w:t>
+            </w:r>
+          </w:p>
+        </w:tc>
+      </w:tr>
+      <w:tr>
+        <w:tc>
+          <w:tcPr>
+            <w:tcW w:type="dxa" w:w="4844"/>
+          </w:tcPr>
+          <w:p>
+            <w:r>
+              <w:t>RLS на leads, profiles</w:t>
+            </w:r>
+          </w:p>
+        </w:tc>
+        <w:tc>
+          <w:tcPr>
+            <w:tcW w:type="dxa" w:w="4844"/>
+          </w:tcPr>
+          <w:p>
+            <w:r>
+              <w:t>Да — manager 2 / admin 5</w:t>
+            </w:r>
+          </w:p>
+        </w:tc>
+      </w:tr>
+      <w:tr>
+        <w:tc>
+          <w:tcPr>
+            <w:tcW w:type="dxa" w:w="4844"/>
+          </w:tcPr>
+          <w:p>
+            <w:r>
+              <w:t>Middleware /admin</w:t>
+            </w:r>
+          </w:p>
+        </w:tc>
+        <w:tc>
+          <w:tcPr>
+            <w:tcW w:type="dxa" w:w="4844"/>
+          </w:tcPr>
+          <w:p>
+            <w:r>
+              <w:t>Да — manager редиректится</w:t>
+            </w:r>
+          </w:p>
+        </w:tc>
+      </w:tr>
+      <w:tr>
+        <w:tc>
+          <w:tcPr>
+            <w:tcW w:type="dxa" w:w="4844"/>
+          </w:tcPr>
+          <w:p>
+            <w:r>
+              <w:t>service_role в браузере</w:t>
+            </w:r>
+          </w:p>
+        </w:tc>
+        <w:tc>
+          <w:tcPr>
+            <w:tcW w:type="dxa" w:w="4844"/>
+          </w:tcPr>
+          <w:p>
+            <w:r>
+              <w:t>Нет — admin.ts не подключён</w:t>
+            </w:r>
+          </w:p>
+        </w:tc>
+      </w:tr>
+      <w:tr>
+        <w:tc>
+          <w:tcPr>
+            <w:tcW w:type="dxa" w:w="4844"/>
+          </w:tcPr>
+          <w:p>
+            <w:r>
+              <w:t>Security Advisor</w:t>
+            </w:r>
+          </w:p>
+        </w:tc>
+        <w:tc>
+          <w:tcPr>
+            <w:tcW w:type="dxa" w:w="4844"/>
+          </w:tcPr>
+          <w:p>
+            <w:r>
+              <w:t>0 errors, 2 warnings (handle_new_user)</w:t>
+            </w:r>
+          </w:p>
+        </w:tc>
+      </w:tr>
+      <w:tr>
+        <w:tc>
+          <w:tcPr>
+            <w:tcW w:type="dxa" w:w="4844"/>
+          </w:tcPr>
+          <w:p>
+            <w:r>
+              <w:t>Доступ из интернета</w:t>
+            </w:r>
+          </w:p>
+        </w:tc>
+        <w:tc>
+          <w:tcPr>
+            <w:tcW w:type="dxa" w:w="4844"/>
+          </w:tcPr>
+          <w:p>
+            <w:r>
+              <w:t>Нет — localhost</w:t>
+            </w:r>
+          </w:p>
+        </w:tc>
+      </w:tr>
+    </w:tbl>
+    <w:p/>
+    <w:p>
+      <w:r>
+        <w:t>Вывод: утечек секретов в GitHub нет; модель доступа работает. Учебный локальный проект, не hardened production. Подробно: SECURITY.md.</w:t>
+      </w:r>
+    </w:p>
+    <w:p>
+      <w:pPr>
+        <w:pStyle w:val="Heading1"/>
+      </w:pPr>
+      <w:r>
+        <w:t>5. Скриншоты (вставить в документ)</w:t>
       </w:r>
     </w:p>
     <w:tbl>
@@ -473,14 +677,51 @@
           </w:p>
         </w:tc>
       </w:tr>
+      <w:tr>
+        <w:tc>
+          <w:tcPr>
+            <w:tcW w:type="dxa" w:w="3230"/>
+          </w:tcPr>
+          <w:p>
+            <w:r>
+              <w:t>6</w:t>
+            </w:r>
+          </w:p>
+        </w:tc>
+        <w:tc>
+          <w:tcPr>
+            <w:tcW w:type="dxa" w:w="3230"/>
+          </w:tcPr>
+          <w:p>
+            <w:r>
+              <w:t>(опц.) Security Advisor — 0 errors</w:t>
+            </w:r>
+          </w:p>
+        </w:tc>
+        <w:tc>
+          <w:tcPr>
+            <w:tcW w:type="dxa" w:w="3230"/>
+          </w:tcPr>
+          <w:p>
+            <w:r>
+              <w:t>Рис. 6. Advisor</w:t>
+            </w:r>
+          </w:p>
+        </w:tc>
+      </w:tr>
     </w:tbl>
     <w:p/>
+    <w:p>
+      <w:r>
+        <w:t>Тестовые аккаунты: manager@designstudio.ru · admin@designstudio.ru. На скринах замазать anon/service keys.</w:t>
+      </w:r>
+    </w:p>
     <w:p>
       <w:pPr>
         <w:pStyle w:val="Heading1"/>
       </w:pPr>
       <w:r>
-        <w:t>5. Сценарий проверки</w:t>
+        <w:t>6. Сценарий проверки</w:t>
       </w:r>
     </w:p>
     <w:p>
@@ -525,10 +766,18 @@
     </w:p>
     <w:p>
       <w:pPr>
+        <w:pStyle w:val="ListNumber"/>
+      </w:pPr>
+      <w:r>
+        <w:t>Manager → /admin/clients — редирект на /dashboard</w:t>
+      </w:r>
+    </w:p>
+    <w:p>
+      <w:pPr>
         <w:pStyle w:val="Heading1"/>
       </w:pPr>
       <w:r>
-        <w:t>6. Результат</w:t>
+        <w:t>7. Результат</w:t>
       </w:r>
     </w:p>
     <w:tbl>
@@ -576,7 +825,7 @@
           </w:tcPr>
           <w:p>
             <w:r>
-              <w:t>Supabase локально</w:t>
+              <w:t>Supabase локально, RLS, middleware</w:t>
             </w:r>
           </w:p>
         </w:tc>
@@ -598,7 +847,7 @@
           </w:tcPr>
           <w:p>
             <w:r>
-              <w:t>RLS + 2 пользователя</w:t>
+              <w:t>Admin + 2 лида менеджеру</w:t>
             </w:r>
           </w:p>
         </w:tc>
@@ -620,7 +869,7 @@
           </w:tcPr>
           <w:p>
             <w:r>
-              <w:t>Менеджер — 2 лида</w:t>
+              <w:t>Проверка 2 vs 5 лидов</w:t>
             </w:r>
           </w:p>
         </w:tc>
@@ -642,7 +891,7 @@
           </w:tcPr>
           <w:p>
             <w:r>
-              <w:t>Админ — 5 лидов</w:t>
+              <w:t>GitHub без секретов</w:t>
             </w:r>
           </w:p>
         </w:tc>
@@ -664,7 +913,29 @@
           </w:tcPr>
           <w:p>
             <w:r>
-              <w:t>Скрины в документе</w:t>
+              <w:t>SECURITY.md, TODO_ROADMAP.md</w:t>
+            </w:r>
+          </w:p>
+        </w:tc>
+        <w:tc>
+          <w:tcPr>
+            <w:tcW w:type="dxa" w:w="4844"/>
+          </w:tcPr>
+          <w:p>
+            <w:r>
+              <w:t>✅</w:t>
+            </w:r>
+          </w:p>
+        </w:tc>
+      </w:tr>
+      <w:tr>
+        <w:tc>
+          <w:tcPr>
+            <w:tcW w:type="dxa" w:w="4844"/>
+          </w:tcPr>
+          <w:p>
+            <w:r>
+              <w:t>Скрины 1–5 в Word</w:t>
             </w:r>
           </w:p>
         </w:tc>
@@ -686,7 +957,7 @@
         <w:pStyle w:val="Heading1"/>
       </w:pPr>
       <w:r>
-        <w:t>7. Ссылки</w:t>
+        <w:t>8. Ссылки</w:t>
       </w:r>
     </w:p>
     <w:tbl>
@@ -800,12 +1071,25 @@
         <w:pStyle w:val="Heading1"/>
       </w:pPr>
       <w:r>
-        <w:t>8. Комментарий для преподавателя</w:t>
+        <w:t>9. Комментарий для преподавателя</w:t>
       </w:r>
     </w:p>
     <w:p>
       <w:r>
-        <w:t>Lite выполнено локально. RLS + middleware. Подробное руководство: DZ-9_РУКОВОДСТВО_И_ПЗ.docx. Advisor: 0 errors.</w:t>
+        <w:t>Lite выполнено локально: Docker + Supabase + Next.js, RLS + middleware. GitHub — публичный репозиторий без .env.local. Аудит безопасности (SECURITY.md). Advisor: 0 errors. План развития — EDU (admin/student/teacher) и Tilda — в TODO_ROADMAP.md, после сдачи.</w:t>
+      </w:r>
+    </w:p>
+    <w:p>
+      <w:pPr>
+        <w:pStyle w:val="Heading1"/>
+      </w:pPr>
+      <w:r>
+        <w:t>10. Развитие после ДЗ</w:t>
+      </w:r>
+    </w:p>
+    <w:p>
+      <w:r>
+        <w:t>См. TODO_ROADMAP.md: образовательная платформа AIKIVAVIORA, роли пользователей, интеграция с Tilda — отдельный трек, не входит в Lite.</w:t>
       </w:r>
     </w:p>
     <w:sectPr>
